--- a/Documents/Presentation/Meeting Calendar/6 Vivado&timing &lantency/MM6.docx
+++ b/Documents/Presentation/Meeting Calendar/6 Vivado&timing &lantency/MM6.docx
@@ -499,19 +499,11 @@
                 <w:lang w:val="en-US"/>
               </w:rPr>
             </w:pPr>
-            <w:proofErr w:type="spellStart"/>
-            <w:r>
-              <w:rPr>
-                <w:lang w:val="en-US"/>
-              </w:rPr>
-              <w:t>Analyse</w:t>
-            </w:r>
-            <w:proofErr w:type="spellEnd"/>
-            <w:r>
-              <w:rPr>
-                <w:lang w:val="en-US"/>
-              </w:rPr>
-              <w:t xml:space="preserve"> our design using</w:t>
+            <w:r>
+              <w:rPr>
+                <w:lang w:val="en-US"/>
+              </w:rPr>
+              <w:t>Analyse our design using</w:t>
             </w:r>
             <w:r>
               <w:rPr>
@@ -634,21 +626,7 @@
               <w:rPr>
                 <w:lang w:val="en-US"/>
               </w:rPr>
-              <w:t xml:space="preserve">Try to identify the critical path and </w:t>
-            </w:r>
-            <w:proofErr w:type="spellStart"/>
-            <w:r>
-              <w:rPr>
-                <w:lang w:val="en-US"/>
-              </w:rPr>
-              <w:t>optimise</w:t>
-            </w:r>
-            <w:proofErr w:type="spellEnd"/>
-            <w:r>
-              <w:rPr>
-                <w:lang w:val="en-US"/>
-              </w:rPr>
-              <w:t xml:space="preserve"> its delay</w:t>
+              <w:t>Try to identify the critical path and optimise its delay</w:t>
             </w:r>
           </w:p>
         </w:tc>
@@ -734,21 +712,7 @@
               <w:rPr>
                 <w:lang w:val="en-US"/>
               </w:rPr>
-              <w:t xml:space="preserve">If possible, use this method to </w:t>
-            </w:r>
-            <w:proofErr w:type="spellStart"/>
-            <w:r>
-              <w:rPr>
-                <w:lang w:val="en-US"/>
-              </w:rPr>
-              <w:t>optimise</w:t>
-            </w:r>
-            <w:proofErr w:type="spellEnd"/>
-            <w:r>
-              <w:rPr>
-                <w:lang w:val="en-US"/>
-              </w:rPr>
-              <w:t xml:space="preserve"> our design</w:t>
+              <w:t>If possible, use this method to optimise our design</w:t>
             </w:r>
           </w:p>
         </w:tc>
@@ -971,24 +935,62 @@
         <w:rPr>
           <w:lang w:val="en-US"/>
         </w:rPr>
-        <w:t>All actions are recorded here: &lt;insert link to Action Tracker&gt;</w:t>
-      </w:r>
+        <w:t xml:space="preserve">All actions are recorded here: </w:t>
+      </w:r>
+      <w:hyperlink r:id="rId12" w:history="1">
+        <w:r>
+          <w:rPr>
+            <w:rStyle w:val="Hyperlink"/>
+            <w:lang w:val="en-US"/>
+          </w:rPr>
+          <w:t>Action Tracker</w:t>
+        </w:r>
+      </w:hyperlink>
     </w:p>
     <w:p>
       <w:pPr>
         <w:rPr>
-          <w:lang w:val="en-US"/>
-        </w:rPr>
-      </w:pPr>
-      <w:r>
-        <w:rPr>
-          <w:lang w:val="en-US"/>
-        </w:rPr>
-        <w:t>All decisions and/or meeting minutes are stored here: &lt;insert link to Action Tracker&gt;</w:t>
+          <w:rStyle w:val="Hyperlink"/>
+          <w:lang w:val="en-US"/>
+        </w:rPr>
+      </w:pPr>
+      <w:r>
+        <w:rPr>
+          <w:lang w:val="en-US"/>
+        </w:rPr>
+        <w:t xml:space="preserve">All decisions and/or meeting minutes are stored here: </w:t>
+      </w:r>
+      <w:hyperlink r:id="rId13" w:history="1">
+        <w:r>
+          <w:rPr>
+            <w:rStyle w:val="Hyperlink"/>
+            <w:lang w:val="en-US"/>
+          </w:rPr>
+          <w:t>Action Tracker</w:t>
+        </w:r>
+      </w:hyperlink>
+    </w:p>
+    <w:p>
+      <w:pPr>
+        <w:rPr>
+          <w:lang w:val="en-US"/>
+        </w:rPr>
+      </w:pPr>
+      <w:r>
+        <w:rPr>
+          <w:lang w:val="en-US"/>
+        </w:rPr>
+        <w:t>If any link is not available, please refer to the Action Tracker in the root directory</w:t>
+      </w:r>
+      <w:r>
+        <w:rPr>
+          <w:lang w:val="en-US"/>
+        </w:rPr>
+        <w:t>.</w:t>
       </w:r>
     </w:p>
     <w:sectPr>
-      <w:footerReference w:type="default" r:id="rId12"/>
+      <w:footerReference w:type="default" r:id="rId14"/>
       <w:pgSz w:w="11906" w:h="16838"/>
       <w:pgMar w:top="720" w:right="720" w:bottom="720" w:left="720" w:header="708" w:footer="290" w:gutter="0"/>
       <w:cols w:space="708"/>
